--- a/src/PracLes3/Отчет3.docx
+++ b/src/PracLes3/Отчет3.docx
@@ -735,6 +735,7 @@
         <w:t xml:space="preserve">: и </w:t>
       </w:r>
       <w:proofErr w:type="spellStart"/>
+      <w:proofErr w:type="gramStart"/>
       <w:r>
         <w:rPr>
           <w:b/>
@@ -756,7 +757,19 @@
           <w:sz w:val="24"/>
           <w:szCs w:val="24"/>
         </w:rPr>
-        <w:t xml:space="preserve">:; (2) что делает </w:t>
+        <w:t>:;</w:t>
+      </w:r>
+      <w:proofErr w:type="gramEnd"/>
+      <w:r>
+        <w:rPr>
+          <w:b/>
+          <w:bCs/>
+          <w:i/>
+          <w:iCs/>
+          <w:sz w:val="24"/>
+          <w:szCs w:val="24"/>
+        </w:rPr>
+        <w:t xml:space="preserve"> (2) что делает </w:t>
       </w:r>
       <w:proofErr w:type="spellStart"/>
       <w:r>
@@ -1144,62 +1157,206 @@
         </w:rPr>
         <w:t xml:space="preserve">Ответ: </w:t>
       </w:r>
-      <w:proofErr w:type="spellStart"/>
-      <w:r>
-        <w:rPr>
-          <w:sz w:val="24"/>
-          <w:szCs w:val="24"/>
-        </w:rPr>
-        <w:t>BankAccount</w:t>
-      </w:r>
-      <w:proofErr w:type="spellEnd"/>
-      <w:r>
-        <w:rPr>
-          <w:sz w:val="24"/>
-          <w:szCs w:val="24"/>
-        </w:rPr>
-        <w:t>.</w:t>
-      </w:r>
-      <w:r>
+      <w:hyperlink r:id="rId13" w:history="1">
+        <w:proofErr w:type="spellStart"/>
+        <w:r>
+          <w:rPr>
+            <w:rStyle w:val="a6"/>
+            <w:sz w:val="24"/>
+            <w:szCs w:val="24"/>
+          </w:rPr>
+          <w:t>BankAccount</w:t>
+        </w:r>
+        <w:proofErr w:type="spellEnd"/>
+        <w:r>
+          <w:rPr>
+            <w:rStyle w:val="a6"/>
+            <w:sz w:val="24"/>
+            <w:szCs w:val="24"/>
+          </w:rPr>
+          <w:t>.</w:t>
+        </w:r>
+        <w:r>
+          <w:rPr>
+            <w:rStyle w:val="a6"/>
+            <w:sz w:val="24"/>
+            <w:szCs w:val="24"/>
+            <w:lang w:val="en-US"/>
+          </w:rPr>
+          <w:t>java</w:t>
+        </w:r>
+      </w:hyperlink>
+    </w:p>
+    <w:p>
+      <w:pPr>
+        <w:rPr>
+          <w:sz w:val="24"/>
+          <w:szCs w:val="24"/>
+        </w:rPr>
+      </w:pPr>
+    </w:p>
+    <w:p>
+      <w:pPr>
+        <w:rPr>
+          <w:sz w:val="28"/>
+          <w:szCs w:val="28"/>
+          <w:u w:val="single"/>
+        </w:rPr>
+      </w:pPr>
+      <w:r>
+        <w:rPr>
+          <w:sz w:val="28"/>
+          <w:szCs w:val="28"/>
+          <w:u w:val="single"/>
+        </w:rPr>
+        <w:t>Задание 4.1: Система скидок (перегрузка методов)</w:t>
+      </w:r>
+    </w:p>
+    <w:p>
+      <w:pPr>
+        <w:rPr>
+          <w:sz w:val="24"/>
+          <w:szCs w:val="24"/>
+        </w:rPr>
+      </w:pPr>
+      <w:r>
+        <w:rPr>
+          <w:sz w:val="24"/>
+          <w:szCs w:val="24"/>
+        </w:rPr>
+        <w:t xml:space="preserve">Ответ: </w:t>
+      </w:r>
+      <w:hyperlink r:id="rId14" w:history="1">
+        <w:proofErr w:type="spellStart"/>
+        <w:r>
+          <w:rPr>
+            <w:rStyle w:val="a6"/>
+            <w:sz w:val="24"/>
+            <w:szCs w:val="24"/>
+          </w:rPr>
+          <w:t>DiscountCalculator</w:t>
+        </w:r>
+        <w:proofErr w:type="spellEnd"/>
+        <w:r>
+          <w:rPr>
+            <w:rStyle w:val="a6"/>
+            <w:sz w:val="24"/>
+            <w:szCs w:val="24"/>
+          </w:rPr>
+          <w:t>.</w:t>
+        </w:r>
+        <w:r>
+          <w:rPr>
+            <w:rStyle w:val="a6"/>
+            <w:sz w:val="24"/>
+            <w:szCs w:val="24"/>
+            <w:lang w:val="en-US"/>
+          </w:rPr>
+          <w:t>java</w:t>
+        </w:r>
+      </w:hyperlink>
+    </w:p>
+    <w:p>
+      <w:pPr>
+        <w:rPr>
+          <w:sz w:val="24"/>
+          <w:szCs w:val="24"/>
+        </w:rPr>
+      </w:pPr>
+    </w:p>
+    <w:p>
+      <w:pPr>
+        <w:rPr>
+          <w:sz w:val="28"/>
+          <w:szCs w:val="28"/>
+          <w:u w:val="single"/>
+        </w:rPr>
+      </w:pPr>
+      <w:r>
+        <w:rPr>
+          <w:sz w:val="28"/>
+          <w:szCs w:val="28"/>
+          <w:u w:val="single"/>
+        </w:rPr>
+        <w:t>Задание 4.2: Геометрические фигуры (переопределение методов)</w:t>
+      </w:r>
+    </w:p>
+    <w:p>
+      <w:pPr>
+        <w:rPr>
+          <w:sz w:val="24"/>
+          <w:szCs w:val="24"/>
+        </w:rPr>
+      </w:pPr>
+      <w:r>
+        <w:rPr>
+          <w:sz w:val="24"/>
+          <w:szCs w:val="24"/>
+        </w:rPr>
+        <w:t xml:space="preserve">Ответ: </w:t>
+      </w:r>
+      <w:hyperlink r:id="rId15" w:history="1">
+        <w:proofErr w:type="spellStart"/>
+        <w:r>
+          <w:rPr>
+            <w:rStyle w:val="a6"/>
+            <w:sz w:val="24"/>
+            <w:szCs w:val="24"/>
+          </w:rPr>
+          <w:t>ShapeTest</w:t>
+        </w:r>
+        <w:proofErr w:type="spellEnd"/>
+        <w:r>
+          <w:rPr>
+            <w:rStyle w:val="a6"/>
+            <w:sz w:val="24"/>
+            <w:szCs w:val="24"/>
+          </w:rPr>
+          <w:t>.</w:t>
+        </w:r>
+        <w:r>
+          <w:rPr>
+            <w:rStyle w:val="a6"/>
+            <w:sz w:val="24"/>
+            <w:szCs w:val="24"/>
+            <w:lang w:val="en-US"/>
+          </w:rPr>
+          <w:t>java</w:t>
+        </w:r>
+      </w:hyperlink>
+    </w:p>
+    <w:p>
+      <w:pPr>
+        <w:rPr>
+          <w:sz w:val="24"/>
+          <w:szCs w:val="24"/>
+        </w:rPr>
+      </w:pPr>
+    </w:p>
+    <w:p>
+      <w:pPr>
+        <w:rPr>
+          <w:sz w:val="28"/>
+          <w:szCs w:val="28"/>
+          <w:u w:val="single"/>
+        </w:rPr>
+      </w:pPr>
+      <w:r>
+        <w:rPr>
+          <w:sz w:val="28"/>
+          <w:szCs w:val="28"/>
+          <w:u w:val="single"/>
+        </w:rPr>
+        <w:t>Задание 5.1: Система управления зоопарком</w:t>
+      </w:r>
+    </w:p>
+    <w:p>
+      <w:pPr>
         <w:rPr>
           <w:sz w:val="24"/>
           <w:szCs w:val="24"/>
           <w:lang w:val="en-US"/>
         </w:rPr>
-        <w:t>java</w:t>
-      </w:r>
-    </w:p>
-    <w:p>
-      <w:pPr>
-        <w:rPr>
-          <w:sz w:val="24"/>
-          <w:szCs w:val="24"/>
-        </w:rPr>
-      </w:pPr>
-    </w:p>
-    <w:p>
-      <w:pPr>
-        <w:rPr>
-          <w:sz w:val="28"/>
-          <w:szCs w:val="28"/>
-          <w:u w:val="single"/>
-        </w:rPr>
-      </w:pPr>
-      <w:r>
-        <w:rPr>
-          <w:sz w:val="28"/>
-          <w:szCs w:val="28"/>
-          <w:u w:val="single"/>
-        </w:rPr>
-        <w:t>Задание 4.1: Система скидок (перегрузка методов)</w:t>
-      </w:r>
-    </w:p>
-    <w:p>
-      <w:pPr>
-        <w:rPr>
-          <w:sz w:val="24"/>
-          <w:szCs w:val="24"/>
-        </w:rPr>
       </w:pPr>
       <w:r>
         <w:rPr>
@@ -1208,159 +1365,35 @@
         </w:rPr>
         <w:t xml:space="preserve">Ответ: </w:t>
       </w:r>
-      <w:proofErr w:type="spellStart"/>
-      <w:r>
-        <w:rPr>
-          <w:sz w:val="24"/>
-          <w:szCs w:val="24"/>
-        </w:rPr>
-        <w:t>DiscountCalculator</w:t>
-      </w:r>
-      <w:proofErr w:type="spellEnd"/>
-      <w:r>
-        <w:rPr>
-          <w:sz w:val="24"/>
-          <w:szCs w:val="24"/>
-        </w:rPr>
-        <w:t>.</w:t>
-      </w:r>
-      <w:r>
-        <w:rPr>
-          <w:sz w:val="24"/>
-          <w:szCs w:val="24"/>
-          <w:lang w:val="en-US"/>
-        </w:rPr>
-        <w:t>java</w:t>
-      </w:r>
-    </w:p>
-    <w:p>
-      <w:pPr>
-        <w:rPr>
-          <w:sz w:val="24"/>
-          <w:szCs w:val="24"/>
-        </w:rPr>
-      </w:pPr>
-    </w:p>
-    <w:p>
-      <w:pPr>
-        <w:rPr>
-          <w:sz w:val="28"/>
-          <w:szCs w:val="28"/>
-          <w:u w:val="single"/>
-        </w:rPr>
-      </w:pPr>
-      <w:r>
-        <w:rPr>
-          <w:sz w:val="28"/>
-          <w:szCs w:val="28"/>
-          <w:u w:val="single"/>
-        </w:rPr>
-        <w:t>Задание 4.2: Геометрические фигуры (переопределение методов)</w:t>
-      </w:r>
-    </w:p>
-    <w:p>
-      <w:pPr>
-        <w:rPr>
-          <w:sz w:val="24"/>
-          <w:szCs w:val="24"/>
-        </w:rPr>
-      </w:pPr>
-      <w:r>
-        <w:rPr>
-          <w:sz w:val="24"/>
-          <w:szCs w:val="24"/>
-        </w:rPr>
-        <w:t xml:space="preserve">Ответ: </w:t>
-      </w:r>
-      <w:proofErr w:type="spellStart"/>
-      <w:r>
-        <w:rPr>
-          <w:sz w:val="24"/>
-          <w:szCs w:val="24"/>
-        </w:rPr>
-        <w:t>ShapeTest</w:t>
-      </w:r>
-      <w:proofErr w:type="spellEnd"/>
-      <w:r>
-        <w:rPr>
-          <w:sz w:val="24"/>
-          <w:szCs w:val="24"/>
-        </w:rPr>
-        <w:t>.</w:t>
-      </w:r>
-      <w:r>
-        <w:rPr>
-          <w:sz w:val="24"/>
-          <w:szCs w:val="24"/>
-          <w:lang w:val="en-US"/>
-        </w:rPr>
-        <w:t>java</w:t>
-      </w:r>
-    </w:p>
-    <w:p>
-      <w:pPr>
-        <w:rPr>
-          <w:sz w:val="24"/>
-          <w:szCs w:val="24"/>
-        </w:rPr>
-      </w:pPr>
-    </w:p>
-    <w:p>
-      <w:pPr>
-        <w:rPr>
-          <w:sz w:val="28"/>
-          <w:szCs w:val="28"/>
-          <w:u w:val="single"/>
-        </w:rPr>
-      </w:pPr>
-      <w:r>
-        <w:rPr>
-          <w:sz w:val="28"/>
-          <w:szCs w:val="28"/>
-          <w:u w:val="single"/>
-        </w:rPr>
-        <w:t>Задание 5.1: Система управления зоопарком</w:t>
-      </w:r>
-    </w:p>
-    <w:p>
-      <w:pPr>
-        <w:rPr>
-          <w:sz w:val="24"/>
-          <w:szCs w:val="24"/>
-          <w:lang w:val="en-US"/>
-        </w:rPr>
-      </w:pPr>
-      <w:r>
-        <w:rPr>
-          <w:sz w:val="24"/>
-          <w:szCs w:val="24"/>
-        </w:rPr>
-        <w:t xml:space="preserve">Ответ: </w:t>
-      </w:r>
-      <w:proofErr w:type="spellStart"/>
-      <w:r>
-        <w:rPr>
-          <w:sz w:val="24"/>
-          <w:szCs w:val="24"/>
-        </w:rPr>
-        <w:t>ZooDemo</w:t>
-      </w:r>
-      <w:proofErr w:type="spellEnd"/>
-      <w:r>
-        <w:rPr>
-          <w:sz w:val="24"/>
-          <w:szCs w:val="24"/>
-        </w:rPr>
-        <w:t>.</w:t>
-      </w:r>
-      <w:r>
-        <w:rPr>
-          <w:sz w:val="24"/>
-          <w:szCs w:val="24"/>
-          <w:lang w:val="en-US"/>
-        </w:rPr>
-        <w:t>java</w:t>
-      </w:r>
+      <w:hyperlink r:id="rId16" w:history="1">
+        <w:proofErr w:type="spellStart"/>
+        <w:r>
+          <w:rPr>
+            <w:rStyle w:val="a6"/>
+            <w:sz w:val="24"/>
+            <w:szCs w:val="24"/>
+          </w:rPr>
+          <w:t>ZooDemo</w:t>
+        </w:r>
+        <w:proofErr w:type="spellEnd"/>
+        <w:r>
+          <w:rPr>
+            <w:rStyle w:val="a6"/>
+            <w:sz w:val="24"/>
+            <w:szCs w:val="24"/>
+          </w:rPr>
+          <w:t>.</w:t>
+        </w:r>
+        <w:r>
+          <w:rPr>
+            <w:rStyle w:val="a6"/>
+            <w:sz w:val="24"/>
+            <w:szCs w:val="24"/>
+            <w:lang w:val="en-US"/>
+          </w:rPr>
+          <w:t>java</w:t>
+        </w:r>
+      </w:hyperlink>
     </w:p>
     <w:p>
       <w:pPr>
@@ -2257,7 +2290,14 @@
           <w:sz w:val="24"/>
           <w:szCs w:val="24"/>
         </w:rPr>
-        <w:t>не сработает и программа продолжит свое выполнение.</w:t>
+        <w:t>не сработает,</w:t>
+      </w:r>
+      <w:r>
+        <w:rPr>
+          <w:sz w:val="24"/>
+          <w:szCs w:val="24"/>
+        </w:rPr>
+        <w:t xml:space="preserve"> и программа продолжит свое выполнение.</w:t>
       </w:r>
     </w:p>
     <w:p>
@@ -2330,42 +2370,32 @@
         <w:shd w:val="clear" w:color="auto" w:fill="FFFFFF"/>
         <w:spacing w:beforeAutospacing="1" w:after="0" w:afterAutospacing="1" w:line="240" w:lineRule="auto"/>
         <w:rPr>
-          <w:rFonts w:ascii="Source Sans Pro" w:eastAsia="Times New Roman" w:hAnsi="Source Sans Pro" w:cs="Times New Roman"/>
-          <w:color w:val="34495E"/>
-          <w:sz w:val="23"/>
-          <w:szCs w:val="23"/>
-          <w:lang w:eastAsia="ru-RU"/>
-        </w:rPr>
-      </w:pPr>
-      <w:r>
-        <w:rPr>
-          <w:rFonts w:ascii="Source Sans Pro" w:eastAsia="Times New Roman" w:hAnsi="Source Sans Pro" w:cs="Times New Roman"/>
-          <w:color w:val="34495E"/>
-          <w:sz w:val="23"/>
-          <w:szCs w:val="23"/>
+          <w:rFonts w:eastAsia="Times New Roman" w:cstheme="minorHAnsi"/>
+          <w:color w:val="808080" w:themeColor="background1" w:themeShade="80"/>
+          <w:sz w:val="24"/>
+          <w:szCs w:val="24"/>
+          <w:lang w:eastAsia="ru-RU"/>
+        </w:rPr>
+      </w:pPr>
+      <w:r>
+        <w:rPr>
+          <w:rFonts w:eastAsia="Times New Roman" w:cstheme="minorHAnsi"/>
+          <w:color w:val="808080" w:themeColor="background1" w:themeShade="80"/>
+          <w:sz w:val="24"/>
+          <w:szCs w:val="24"/>
           <w:lang w:val="en-US" w:eastAsia="ru-RU"/>
         </w:rPr>
         <w:t>break</w:t>
       </w:r>
       <w:r>
         <w:rPr>
-          <w:rFonts w:ascii="Source Sans Pro" w:eastAsia="Times New Roman" w:hAnsi="Source Sans Pro" w:cs="Times New Roman"/>
-          <w:color w:val="34495E"/>
-          <w:sz w:val="23"/>
-          <w:szCs w:val="23"/>
-          <w:lang w:eastAsia="ru-RU"/>
-        </w:rPr>
-        <w:t xml:space="preserve"> </w:t>
-      </w:r>
-      <w:r>
-        <w:rPr>
-          <w:rFonts w:ascii="Source Sans Pro" w:eastAsia="Times New Roman" w:hAnsi="Source Sans Pro" w:cs="Times New Roman"/>
-          <w:color w:val="34495E"/>
-          <w:sz w:val="23"/>
-          <w:szCs w:val="23"/>
-          <w:lang w:eastAsia="ru-RU"/>
-        </w:rPr>
-        <w:t>с меткой выходит из блока, обозначенного именованной меткой, а обычный – из цикла (самого внутреннего блока), в котором он находится.</w:t>
+          <w:rFonts w:eastAsia="Times New Roman" w:cstheme="minorHAnsi"/>
+          <w:color w:val="808080" w:themeColor="background1" w:themeShade="80"/>
+          <w:sz w:val="24"/>
+          <w:szCs w:val="24"/>
+          <w:lang w:eastAsia="ru-RU"/>
+        </w:rPr>
+        <w:t xml:space="preserve"> с меткой выходит из блока, обозначенного именованной меткой, а обычный – из цикла (самого внутреннего блока), в котором он находится.</w:t>
       </w:r>
     </w:p>
     <w:p>
